--- a/BRISAS/CERTIFICADO LIBRE DEUDA.docx
+++ b/BRISAS/CERTIFICADO LIBRE DEUDA.docx
@@ -107,14 +107,14 @@
           <w:b/>
           <w:bCs/>
         </w:rPr>
-        <w:t>lote 0</w:t>
-      </w:r>
-      <w:r>
-        <w:rPr>
-          <w:b/>
-          <w:bCs/>
-        </w:rPr>
-        <w:t>9</w:t>
+        <w:t xml:space="preserve">lote </w:t>
+      </w:r>
+      <w:r>
+        <w:rPr>
+          <w:b/>
+          <w:bCs/>
+        </w:rPr>
+        <w:t>115</w:t>
       </w:r>
       <w:r>
         <w:t xml:space="preserve">, destinado a vivienda, cuya titularidad pertenece a </w:t>
@@ -124,7 +124,30 @@
           <w:b/>
           <w:bCs/>
         </w:rPr>
-        <w:t>Ferraris, Sergio</w:t>
+        <w:t xml:space="preserve"> Cejas, Mariana/</w:t>
+      </w:r>
+      <w:proofErr w:type="spellStart"/>
+      <w:r>
+        <w:rPr>
+          <w:b/>
+          <w:bCs/>
+        </w:rPr>
+        <w:t>Petenello</w:t>
+      </w:r>
+      <w:proofErr w:type="spellEnd"/>
+      <w:r>
+        <w:rPr>
+          <w:b/>
+          <w:bCs/>
+        </w:rPr>
+        <w:t>, Manue</w:t>
+      </w:r>
+      <w:r>
+        <w:rPr>
+          <w:b/>
+          <w:bCs/>
+        </w:rPr>
+        <w:t>l</w:t>
       </w:r>
       <w:r>
         <w:t xml:space="preserve">, no registra deuda alguna en concepto de </w:t>
@@ -144,7 +167,7 @@
           <w:b/>
           <w:bCs/>
         </w:rPr>
-        <w:t>12</w:t>
+        <w:t>26</w:t>
       </w:r>
       <w:r>
         <w:rPr>
@@ -820,6 +843,7 @@
   <w:style w:type="character" w:default="1" w:styleId="Fuentedeprrafopredeter">
     <w:name w:val="Default Paragraph Font"/>
     <w:uiPriority w:val="1"/>
+    <w:semiHidden/>
     <w:unhideWhenUsed/>
   </w:style>
   <w:style w:type="table" w:default="1" w:styleId="Tablanormal">

--- a/BRISAS/CERTIFICADO LIBRE DEUDA.docx
+++ b/BRISAS/CERTIFICADO LIBRE DEUDA.docx
@@ -114,7 +114,7 @@
           <w:b/>
           <w:bCs/>
         </w:rPr>
-        <w:t>115</w:t>
+        <w:t>056</w:t>
       </w:r>
       <w:r>
         <w:t xml:space="preserve">, destinado a vivienda, cuya titularidad pertenece a </w:t>
@@ -124,30 +124,14 @@
           <w:b/>
           <w:bCs/>
         </w:rPr>
-        <w:t xml:space="preserve"> Cejas, Mariana/</w:t>
-      </w:r>
-      <w:proofErr w:type="spellStart"/>
-      <w:r>
-        <w:rPr>
-          <w:b/>
-          <w:bCs/>
-        </w:rPr>
-        <w:t>Petenello</w:t>
-      </w:r>
-      <w:proofErr w:type="spellEnd"/>
-      <w:r>
-        <w:rPr>
-          <w:b/>
-          <w:bCs/>
-        </w:rPr>
-        <w:t>, Manue</w:t>
-      </w:r>
-      <w:r>
-        <w:rPr>
-          <w:b/>
-          <w:bCs/>
-        </w:rPr>
-        <w:t>l</w:t>
+        <w:t xml:space="preserve"> </w:t>
+      </w:r>
+      <w:r>
+        <w:rPr>
+          <w:b/>
+          <w:bCs/>
+        </w:rPr>
+        <w:t>Carderi, Damian</w:t>
       </w:r>
       <w:r>
         <w:t xml:space="preserve">, no registra deuda alguna en concepto de </w:t>
@@ -167,7 +151,7 @@
           <w:b/>
           <w:bCs/>
         </w:rPr>
-        <w:t>26</w:t>
+        <w:t>15</w:t>
       </w:r>
       <w:r>
         <w:rPr>
@@ -181,7 +165,7 @@
           <w:b/>
           <w:bCs/>
         </w:rPr>
-        <w:t>3</w:t>
+        <w:t>4</w:t>
       </w:r>
       <w:r>
         <w:rPr>

--- a/BRISAS/CERTIFICADO LIBRE DEUDA.docx
+++ b/BRISAS/CERTIFICADO LIBRE DEUDA.docx
@@ -114,7 +114,14 @@
           <w:b/>
           <w:bCs/>
         </w:rPr>
-        <w:t>056</w:t>
+        <w:t>1</w:t>
+      </w:r>
+      <w:r>
+        <w:rPr>
+          <w:b/>
+          <w:bCs/>
+        </w:rPr>
+        <w:t>04</w:t>
       </w:r>
       <w:r>
         <w:t xml:space="preserve">, destinado a vivienda, cuya titularidad pertenece a </w:t>
@@ -131,7 +138,7 @@
           <w:b/>
           <w:bCs/>
         </w:rPr>
-        <w:t>Carderi, Damian</w:t>
+        <w:t>Perfumo, Daniel</w:t>
       </w:r>
       <w:r>
         <w:t xml:space="preserve">, no registra deuda alguna en concepto de </w:t>
@@ -151,7 +158,7 @@
           <w:b/>
           <w:bCs/>
         </w:rPr>
-        <w:t>15</w:t>
+        <w:t>25</w:t>
       </w:r>
       <w:r>
         <w:rPr>
@@ -165,7 +172,7 @@
           <w:b/>
           <w:bCs/>
         </w:rPr>
-        <w:t>4</w:t>
+        <w:t>6</w:t>
       </w:r>
       <w:r>
         <w:rPr>
